--- a/public/materialy/1L/2/_ucitel/1. Operační systém - plán hodiny.docx
+++ b/public/materialy/1L/2/_ucitel/1. Operační systém - plán hodiny.docx
@@ -1615,7 +1615,7 @@
         <w:t xml:space="preserve">Úvodní otázka funguje nejlépe bez počítačů. </w:t>
       </w:r>
       <w:r>
-        <w:t>Nechte žáky chvíli hádat — cílem je, aby sami došli k tomu, že „něco“ musí hardware řídit. Pojem operační systém řekněte až po jejich pokusech.</w:t>
+        <w:t>Nech žáky chvíli hádat — cílem je, aby sami došli k tomu, že „něco“ musí hardware řídit. Pojem operační systém řekni až po jejich pokusech.</w:t>
       </w:r>
     </w:p>
     <w:p>
@@ -1652,7 +1652,7 @@
           <w:b/>
           <w:bCs/>
         </w:rPr>
-        <w:t xml:space="preserve">Výklad držte do 6 minut. </w:t>
+        <w:t xml:space="preserve">Výklad drž do 6 minut. </w:t>
       </w:r>
       <w:r>
         <w:t>Vše ostatní si žáci osahají sami v praktické části — to je jádro hodiny.</w:t>
@@ -1672,7 +1672,7 @@
           <w:b/>
           <w:bCs/>
         </w:rPr>
-        <w:t xml:space="preserve">Snímek obrazovky naučte hned. </w:t>
+        <w:t xml:space="preserve">Snímek obrazovky nauč hned. </w:t>
       </w:r>
       <w:r>
         <w:t xml:space="preserve">Zkratku </w:t>
@@ -1683,7 +1683,7 @@
       </w:r>
       <w:proofErr w:type="spellEnd"/>
       <w:r>
-        <w:t xml:space="preserve"> budou žáci potřebovat celý rok. Ukažte ji dvakrát a nechte každého jednou vyzkoušet, než začnou pracovat.</w:t>
+        <w:t xml:space="preserve"> budou žáci potřebovat celý rok. Ukaž ji dvakrát a nech každého jednou vyzkoušet, než začnou pracovat.</w:t>
       </w:r>
     </w:p>
     <w:p>
@@ -1703,7 +1703,7 @@
         <w:t xml:space="preserve">Pozor na školní omezení. </w:t>
       </w:r>
       <w:r>
-        <w:t>Některé položky Nastavení mohou být na školních počítačích zablokované správcem. Předem si ověřte, že změna pozadí a zobrazení informací o PC fungují. Pokud ne, použijte náhradní úkol (jen snímky obrazovek bez změny).</w:t>
+        <w:t>Některé položky Nastavení mohou být na školních počítačích zablokované správcem. Předem si ověř, že změna pozadí a zobrazení informací o PC fungují. Pokud ne, použij náhradní úkol (jen snímky obrazovek bez změny).</w:t>
       </w:r>
     </w:p>
     <w:p>
@@ -1720,7 +1720,7 @@
           <w:b/>
           <w:bCs/>
         </w:rPr>
-        <w:t xml:space="preserve">Jak poznáte, že žáci rozumí: </w:t>
+        <w:t xml:space="preserve">Jak poznáš, že žáci rozumí: </w:t>
       </w:r>
       <w:r>
         <w:t>dokážou bez nápovědy najít konkrétní položku v Nastavení a vysvětlit kamarádovi, kde ji našli.</w:t>
@@ -2715,7 +2715,7 @@
                 <w:sz w:val="21"/>
                 <w:szCs w:val="21"/>
               </w:rPr>
-              <w:t>První 2 minuty praktické části projděte zadání společně nahlas. Úkoly v listu jsou číslované — odkazujte se na čísla.</w:t>
+              <w:t>První 2 minuty praktické části projdi zadání společně nahlas. Úkoly v listu jsou číslované — odkazuj se na čísla.</w:t>
             </w:r>
           </w:p>
         </w:tc>
@@ -2847,7 +2847,7 @@
                 <w:sz w:val="21"/>
                 <w:szCs w:val="21"/>
               </w:rPr>
-              <w:t xml:space="preserve">Mějte zkratku </w:t>
+              <w:t xml:space="preserve">Měj zkratku </w:t>
             </w:r>
             <w:proofErr w:type="spellStart"/>
             <w:r>
@@ -2961,7 +2961,7 @@
                 <w:sz w:val="21"/>
                 <w:szCs w:val="21"/>
               </w:rPr>
-              <w:t>Naučte žáky ukládat hned na začátku práce do Dokumentů. Tématu se podrobně věnuje příští hodina — můžete to využít jako motivaci.</w:t>
+              <w:t>Nauč žáky ukládat hned na začátku práce do Dokumentů. Tématu se podrobně věnuje příští hodina — můžeš to využít jako motivaci.</w:t>
             </w:r>
           </w:p>
         </w:tc>
@@ -3093,7 +3093,7 @@
                 <w:sz w:val="21"/>
                 <w:szCs w:val="21"/>
               </w:rPr>
-              <w:t>Ukázky popisujte slovně krok za krokem a pište cestu na tabuli (Start → Nastavení → Systém → O systému).</w:t>
+              <w:t>Ukázky popisuj slovně krok za krokem a piš cestu na tabuli (Start → Nastavení → Systém → O systému).</w:t>
             </w:r>
           </w:p>
         </w:tc>
@@ -3125,7 +3125,7 @@
           <w:i/>
           <w:iCs/>
         </w:rPr>
-        <w:t>(Vyplňte po hodině — co fungovalo, na co bylo málo času, co příště upravit.)</w:t>
+        <w:t>(Vyplň po hodině — co fungovalo, na co bylo málo času, co příště upravit.)</w:t>
       </w:r>
     </w:p>
     <w:sectPr>

--- a/public/materialy/1L/2/_ucitel/1. Operační systém - plán hodiny.docx
+++ b/public/materialy/1L/2/_ucitel/1. Operační systém - plán hodiny.docx
@@ -14,7 +14,7 @@
           <w:sz w:val="52"/>
           <w:szCs w:val="52"/>
         </w:rPr>
-        <w:t>Plán hodiny 1 — Operační systém a základní nastavení</w:t>
+        <w:t>Plán hodiny 1 — Operační systém a základní nastavení</w:t>
       </w:r>
     </w:p>
     <w:p>
@@ -32,7 +32,7 @@
           <w:sz w:val="26"/>
           <w:szCs w:val="26"/>
         </w:rPr>
-        <w:t>Úvod do informatiky a digitální gramotnost • 1. ročník SPŠ • 45 minut</w:t>
+        <w:t>Úvod do informatiky a digitální gramotnost • 1. ročník SPŠ • 45 minut</w:t>
       </w:r>
     </w:p>
     <w:p>
@@ -133,7 +133,7 @@
                 <w:sz w:val="21"/>
                 <w:szCs w:val="21"/>
               </w:rPr>
-              <w:t>Úvod do informatiky a digitální gramotnost (hodina 1 z 6)</w:t>
+              <w:t>Úvod do informatiky a digitální gramotnost (hodina 1 z 6)</w:t>
             </w:r>
           </w:p>
         </w:tc>
@@ -199,7 +199,7 @@
                 <w:sz w:val="21"/>
                 <w:szCs w:val="21"/>
               </w:rPr>
-              <w:t>Práce s operačním systémem a základní nastavení</w:t>
+              <w:t>Práce s operačním systémem a základní nastavení</w:t>
             </w:r>
           </w:p>
         </w:tc>
@@ -265,7 +265,7 @@
                 <w:sz w:val="21"/>
                 <w:szCs w:val="21"/>
               </w:rPr>
-              <w:t>1. ročník, střední průmyslová škola (strojní a stavební obory)</w:t>
+              <w:t>1. ročník, střední průmyslová škola (strojní a stavební obory)</w:t>
             </w:r>
           </w:p>
         </w:tc>
@@ -397,7 +397,7 @@
                 <w:sz w:val="21"/>
                 <w:szCs w:val="21"/>
               </w:rPr>
-              <w:t>Částečně povolené — jen k vysvětlení pojmu, kterému žák nerozumí. Úkoly žák vypracovává sám.</w:t>
+              <w:t>Částečně povolené — jen k vysvětlení pojmu, kterému žák nerozumí. Úkoly žák vypracovává sám.</w:t>
             </w:r>
           </w:p>
         </w:tc>
@@ -424,7 +424,7 @@
         <w:spacing w:after="100"/>
       </w:pPr>
       <w:r>
-        <w:t>Žák vlastními slovy vysvětlí, k čemu slouží operační systém, a samostatně se orientuje v prostředí Windows. V aplikaci Nastavení dokáže najít a upravit základní položky (pozadí plochy, displej, zvuk) a zjistí základní informace o svém počítači (verze Windows, velikost paměti RAM).</w:t>
+        <w:t>Žák vlastními slovy vysvětlí, k čemu slouží operační systém, a samostatně se orientuje v prostředí Windows. V aplikaci Nastavení dokáže najít a upravit základní položky (pozadí plochy, displej, zvuk) a zjistí základní informace o svém počítači (verze Windows, velikost paměti RAM).</w:t>
       </w:r>
     </w:p>
     <w:p>
@@ -445,7 +445,7 @@
         <w:spacing w:after="40"/>
       </w:pPr>
       <w:r>
-        <w:t>vysvětlit jednou větou, co dělá operační systém a uvést 2 příklady OS;</w:t>
+        <w:t>vysvětlit jednou větou, co dělá operační systém a uvést 2 příklady OS;</w:t>
       </w:r>
     </w:p>
     <w:p>
@@ -458,7 +458,7 @@
         <w:spacing w:after="40"/>
       </w:pPr>
       <w:r>
-        <w:t>otevřít Nastavení Windows a zorientovat se v jeho kategoriích;</w:t>
+        <w:t>otevřít Nastavení Windows a zorientovat se v jeho kategoriích;</w:t>
       </w:r>
     </w:p>
     <w:p>
@@ -471,7 +471,7 @@
         <w:spacing w:after="40"/>
       </w:pPr>
       <w:r>
-        <w:t>najít informace o počítači (verze Windows, RAM) a pořídit snímek obrazovky;</w:t>
+        <w:t>najít informace o počítači (verze Windows, RAM) a pořídit snímek obrazovky;</w:t>
       </w:r>
     </w:p>
     <w:p>
@@ -529,7 +529,7 @@
         <w:spacing w:after="40"/>
       </w:pPr>
       <w:r>
-        <w:t>vytvořit jednoduchý dokument se snímky obrazovky a uložit ho na určené místo.</w:t>
+        <w:t>vytvořit jednoduchý dokument se snímky obrazovky a uložit ho na určené místo.</w:t>
       </w:r>
     </w:p>
     <w:p>
@@ -582,7 +582,7 @@
         <w:spacing w:after="40"/>
       </w:pPr>
       <w:r>
-        <w:t>Počítače s Windows (každý žák svůj).</w:t>
+        <w:t>Počítače s Windows (každý žák svůj).</w:t>
       </w:r>
     </w:p>
     <w:p>
@@ -882,7 +882,7 @@
                 <w:sz w:val="21"/>
                 <w:szCs w:val="21"/>
               </w:rPr>
-              <w:t>Úvod a motivace</w:t>
+              <w:t>Úvod a motivace</w:t>
             </w:r>
           </w:p>
         </w:tc>
@@ -911,7 +911,7 @@
                 <w:sz w:val="21"/>
                 <w:szCs w:val="21"/>
               </w:rPr>
-              <w:t>Položí otázku: „Co všechno se stane mezi stisknutím tlačítka a zobrazením plochy?“ Sbírá nápady na tabuli.</w:t>
+              <w:t>Položí otázku: „Co všechno se stane mezi stisknutím tlačítka a zobrazením plochy?“ Sbírá nápady na tabuli.</w:t>
             </w:r>
           </w:p>
         </w:tc>
@@ -940,7 +940,7 @@
                 <w:sz w:val="21"/>
                 <w:szCs w:val="21"/>
               </w:rPr>
-              <w:t>Odhadují, diskutují, vybavují si zkušenosti z telefonů.</w:t>
+              <w:t>Odhadují, diskutují, vybavují si zkušenosti z telefonů.</w:t>
             </w:r>
           </w:p>
         </w:tc>
@@ -1035,7 +1035,7 @@
                 <w:sz w:val="21"/>
                 <w:szCs w:val="21"/>
               </w:rPr>
-              <w:t>Promítne plochu Windows a plochu mobilního telefonu vedle sebe. Ptá se: co mají společného? Kdo to celé řídí?</w:t>
+              <w:t>Promítne plochu Windows a plochu mobilního telefonu vedle sebe. Ptá se: co mají společného? Kdo to celé řídí?</w:t>
             </w:r>
           </w:p>
         </w:tc>
@@ -1204,7 +1204,7 @@
                 <w:sz w:val="21"/>
                 <w:szCs w:val="21"/>
               </w:rPr>
-              <w:t xml:space="preserve"> u sebe.</w:t>
+              <w:t xml:space="preserve"> u sebe.</w:t>
             </w:r>
           </w:p>
         </w:tc>
@@ -1328,7 +1328,7 @@
                 <w:sz w:val="21"/>
                 <w:szCs w:val="21"/>
               </w:rPr>
-              <w:t>Samostatně plní úkoly: průzkum Nastavení, změna pozadí, informace o PC, snímky obrazovky, dokument ve Wordu.</w:t>
+              <w:t>Samostatně plní úkoly: průzkum Nastavení, změna pozadí, informace o PC, snímky obrazovky, dokument ve Wordu.</w:t>
             </w:r>
           </w:p>
         </w:tc>
@@ -1394,7 +1394,7 @@
                 <w:sz w:val="21"/>
                 <w:szCs w:val="21"/>
               </w:rPr>
-              <w:t>Kontrola a odevzdání</w:t>
+              <w:t>Kontrola a odevzdání</w:t>
             </w:r>
           </w:p>
         </w:tc>
@@ -1423,7 +1423,7 @@
                 <w:sz w:val="21"/>
                 <w:szCs w:val="21"/>
               </w:rPr>
-              <w:t>Připomene způsob uložení a název souboru. Namátkou promítne 1–2 povedené výstupy.</w:t>
+              <w:t>Připomene způsob uložení a název souboru. Namátkou promítne 1–2 povedené výstupy.</w:t>
             </w:r>
           </w:p>
         </w:tc>
@@ -1452,7 +1452,7 @@
                 <w:sz w:val="21"/>
                 <w:szCs w:val="21"/>
               </w:rPr>
-              <w:t>Ukládají a odevzdávají soubor podle zadání.</w:t>
+              <w:t>Ukládají a odevzdávají soubor podle zadání.</w:t>
             </w:r>
           </w:p>
         </w:tc>
@@ -1518,7 +1518,7 @@
                 <w:sz w:val="21"/>
                 <w:szCs w:val="21"/>
               </w:rPr>
-              <w:t>Shrnutí a reflexe</w:t>
+              <w:t>Shrnutí a reflexe</w:t>
             </w:r>
           </w:p>
         </w:tc>
@@ -1615,7 +1615,7 @@
         <w:t xml:space="preserve">Úvodní otázka funguje nejlépe bez počítačů. </w:t>
       </w:r>
       <w:r>
-        <w:t>Nech žáky chvíli hádat — cílem je, aby sami došli k tomu, že „něco“ musí hardware řídit. Pojem operační systém řekni až po jejich pokusech.</w:t>
+        <w:t>Nech žáky chvíli hádat — cílem je, aby sami došli k tomu, že „něco“ musí hardware řídit. Pojem operační systém řekni až po jejich pokusech.</w:t>
       </w:r>
     </w:p>
     <w:p>
@@ -1632,10 +1632,10 @@
           <w:b/>
           <w:bCs/>
         </w:rPr>
-        <w:t xml:space="preserve">Srovnání s telefonem je klíčová opora. </w:t>
-      </w:r>
-      <w:r>
-        <w:t>Android a iOS znají všichni. Větu „Windows je pro počítač to, co Android pro telefon“ si zapamatují spolehlivěji než definici.</w:t>
+        <w:t xml:space="preserve">Srovnání s telefonem je klíčová opora. </w:t>
+      </w:r>
+      <w:r>
+        <w:t>Android a iOS znají všichni. Větu „Windows je pro počítač to, co Android pro telefon“ si zapamatují spolehlivěji než definici.</w:t>
       </w:r>
     </w:p>
     <w:p>
@@ -1655,7 +1655,7 @@
         <w:t xml:space="preserve">Výklad drž do 6 minut. </w:t>
       </w:r>
       <w:r>
-        <w:t>Vše ostatní si žáci osahají sami v praktické části — to je jádro hodiny.</w:t>
+        <w:t>Vše ostatní si žáci osahají sami v praktické části — to je jádro hodiny.</w:t>
       </w:r>
     </w:p>
     <w:p>
@@ -1683,7 +1683,7 @@
       </w:r>
       <w:proofErr w:type="spellEnd"/>
       <w:r>
-        <w:t xml:space="preserve"> budou žáci potřebovat celý rok. Ukaž ji dvakrát a nech každého jednou vyzkoušet, než začnou pracovat.</w:t>
+        <w:t xml:space="preserve"> budou žáci potřebovat celý rok. Ukaž ji dvakrát a nech každého jednou vyzkoušet, než začnou pracovat.</w:t>
       </w:r>
     </w:p>
     <w:p>
@@ -1703,7 +1703,7 @@
         <w:t xml:space="preserve">Pozor na školní omezení. </w:t>
       </w:r>
       <w:r>
-        <w:t>Některé položky Nastavení mohou být na školních počítačích zablokované správcem. Předem si ověř, že změna pozadí a zobrazení informací o PC fungují. Pokud ne, použij náhradní úkol (jen snímky obrazovek bez změny).</w:t>
+        <w:t>Některé položky Nastavení mohou být na školních počítačích zablokované správcem. Předem si ověř, že změna pozadí a zobrazení informací o PC fungují. Pokud ne, použij náhradní úkol (jen snímky obrazovek bez změny).</w:t>
       </w:r>
     </w:p>
     <w:p>
@@ -1723,7 +1723,7 @@
         <w:t xml:space="preserve">Jak poznáš, že žáci rozumí: </w:t>
       </w:r>
       <w:r>
-        <w:t>dokážou bez nápovědy najít konkrétní položku v Nastavení a vysvětlit kamarádovi, kde ji našli.</w:t>
+        <w:t>dokážou bez nápovědy najít konkrétní položku v Nastavení a vysvětlit kamarádovi, kde ji našli.</w:t>
       </w:r>
     </w:p>
     <w:p>
@@ -1921,7 +1921,7 @@
                 <w:sz w:val="21"/>
                 <w:szCs w:val="21"/>
               </w:rPr>
-              <w:t>Stačí úkoly 1–3 pracovního listu (průzkum Nastavení, změna pozadí, informace o PC). Dokument může obsahovat jen 2 snímky obrazovky bez popisků. Učitel pomáhá s první zkratkou.</w:t>
+              <w:t>Stačí úkoly 1–3 pracovního listu (průzkum Nastavení, změna pozadí, informace o PC). Dokument může obsahovat jen 2 snímky obrazovky bez popisků. Učitel pomáhá s první zkratkou.</w:t>
             </w:r>
           </w:p>
         </w:tc>
@@ -1987,7 +1987,7 @@
                 <w:sz w:val="21"/>
                 <w:szCs w:val="21"/>
               </w:rPr>
-              <w:t>Všechny úkoly pracovního listu včetně dokumentu se 3 snímky a popisky.</w:t>
+              <w:t>Všechny úkoly pracovního listu včetně dokumentu se 3 snímky a popisky.</w:t>
             </w:r>
           </w:p>
         </w:tc>
@@ -2069,7 +2069,7 @@
                 <w:sz w:val="21"/>
                 <w:szCs w:val="21"/>
               </w:rPr>
-              <w:t>), najít aplikaci, která nejvíc zatěžuje paměť, a doplnit do dokumentu snímek s krátkým vysvětlením. Případně připravit mini-návod „3 zkratky, které bys měl znát“ pro spolužáky.</w:t>
+              <w:t>), najít aplikaci, která nejvíc zatěžuje paměť, a doplnit do dokumentu snímek s krátkým vysvětlením. Případně připravit mini-návod „3 zkratky, které bys měl znát“ pro spolužáky.</w:t>
             </w:r>
           </w:p>
         </w:tc>
@@ -2088,7 +2088,7 @@
           <w:sz w:val="30"/>
           <w:szCs w:val="30"/>
         </w:rPr>
-        <w:t>Výstup z hodiny</w:t>
+        <w:t>Výstup z hodiny</w:t>
       </w:r>
     </w:p>
     <w:p>
@@ -2096,7 +2096,7 @@
         <w:spacing w:after="100"/>
       </w:pPr>
       <w:r>
-        <w:t>Dokument ve Wordu pojmenovaný PRIJMENI_os.docx, který obsahuje: snímek obrazovky Nastavení, snímek informací o počítači s doplněnou verzí Windows a velikostí RAM a snímek změněného pozadí plochy. Uloženo do sdílené složky / odevzdávacího systému.</w:t>
+        <w:t>Dokument ve Wordu pojmenovaný PRIJMENI_os.docx, který obsahuje: snímek obrazovky Nastavení, snímek informací o počítači s doplněnou verzí Windows a velikostí RAM a snímek změněného pozadí plochy. Uloženo do sdílené složky / odevzdávacího systému.</w:t>
       </w:r>
     </w:p>
     <w:p>
@@ -2272,7 +2272,7 @@
                 <w:sz w:val="21"/>
                 <w:szCs w:val="21"/>
               </w:rPr>
-              <w:t>Dokument obsahuje všechny 3 snímky s popisky, správné údaje o PC, soubor správně pojmenovaný a odevzdaný.</w:t>
+              <w:t>Dokument obsahuje všechny 3 snímky s popisky, správné údaje o PC, soubor správně pojmenovaný a odevzdaný.</w:t>
             </w:r>
           </w:p>
         </w:tc>
@@ -2338,7 +2338,7 @@
                 <w:sz w:val="21"/>
                 <w:szCs w:val="21"/>
               </w:rPr>
-              <w:t>Vše splněno s drobnými nedostatky (chybí popisek, drobná chyba v názvu souboru).</w:t>
+              <w:t>Vše splněno s drobnými nedostatky (chybí popisek, drobná chyba v názvu souboru).</w:t>
             </w:r>
           </w:p>
         </w:tc>
@@ -2404,7 +2404,7 @@
                 <w:sz w:val="21"/>
                 <w:szCs w:val="21"/>
               </w:rPr>
-              <w:t>Chybí jeden snímek nebo údaje o PC, jinak práce odevzdána.</w:t>
+              <w:t>Chybí jeden snímek nebo údaje o PC, jinak práce odevzdána.</w:t>
             </w:r>
           </w:p>
         </w:tc>
@@ -2555,7 +2555,7 @@
           <w:sz w:val="30"/>
           <w:szCs w:val="30"/>
         </w:rPr>
-        <w:t>Možné problémy a jejich řešení</w:t>
+        <w:t>Možné problémy a jejich řešení</w:t>
       </w:r>
     </w:p>
     <w:tbl>
@@ -2686,7 +2686,7 @@
                 <w:sz w:val="21"/>
                 <w:szCs w:val="21"/>
               </w:rPr>
-              <w:t>Žáci nečtou zadání a hned klikají.</w:t>
+              <w:t>Žáci nečtou zadání a hned klikají.</w:t>
             </w:r>
           </w:p>
         </w:tc>
@@ -2715,7 +2715,7 @@
                 <w:sz w:val="21"/>
                 <w:szCs w:val="21"/>
               </w:rPr>
-              <w:t>První 2 minuty praktické části projdi zadání společně nahlas. Úkoly v listu jsou číslované — odkazuj se na čísla.</w:t>
+              <w:t>První 2 minuty praktické části projdi zadání společně nahlas. Úkoly v listu jsou číslované — odkazuj se na čísla.</w:t>
             </w:r>
           </w:p>
         </w:tc>
@@ -2781,7 +2781,7 @@
                 <w:sz w:val="21"/>
                 <w:szCs w:val="21"/>
               </w:rPr>
-              <w:t>Náhradní úkol: žák pouze vyfotí obrazovku s otevřeným oknem pro změnu pozadí a popíše, co by změnil.</w:t>
+              <w:t>Náhradní úkol: žák pouze vyfotí obrazovku s otevřeným oknem pro změnu pozadí a popíše, co by změnil.</w:t>
             </w:r>
           </w:p>
         </w:tc>
@@ -2863,7 +2863,7 @@
                 <w:sz w:val="21"/>
                 <w:szCs w:val="21"/>
               </w:rPr>
-              <w:t xml:space="preserve"> napsanou na tabuli po celou hodinu. Funguje i klávesa </w:t>
+              <w:t xml:space="preserve"> napsanou na tabuli po celou hodinu. Funguje i klávesa </w:t>
             </w:r>
             <w:proofErr w:type="spellStart"/>
             <w:r>
@@ -3093,7 +3093,7 @@
                 <w:sz w:val="21"/>
                 <w:szCs w:val="21"/>
               </w:rPr>
-              <w:t>Ukázky popisuj slovně krok za krokem a piš cestu na tabuli (Start → Nastavení → Systém → O systému).</w:t>
+              <w:t>Ukázky popisuj slovně krok za krokem a piš cestu na tabuli (Start → Nastavení → Systém → O systému).</w:t>
             </w:r>
           </w:p>
         </w:tc>
@@ -3113,7 +3113,7 @@
           <w:szCs w:val="30"/>
         </w:rPr>
         <w:lastRenderedPageBreak/>
-        <w:t>Poznámky a reflexe učitele</w:t>
+        <w:t>Poznámky a reflexe učitele</w:t>
       </w:r>
     </w:p>
     <w:p>
